--- a/LabWorks/Лабораторная работа №15.docx
+++ b/LabWorks/Лабораторная работа №15.docx
@@ -367,42 +367,27 @@
         </w:numPr>
       </w:pPr>
       <w:r>
-        <w:t xml:space="preserve">Добавить в </w:t>
+        <w:t>Добавить в</w:t>
+      </w:r>
+      <w:r>
+        <w:t xml:space="preserve"> приложение</w:t>
+      </w:r>
+      <w:r>
+        <w:t xml:space="preserve"> переменную </w:t>
       </w:r>
       <w:proofErr w:type="spellStart"/>
       <w:r>
-        <w:t>MainActivity.kt</w:t>
+        <w:t>current</w:t>
       </w:r>
       <w:proofErr w:type="spellEnd"/>
       <w:r>
-        <w:t xml:space="preserve"> переменную </w:t>
-      </w:r>
-      <w:proofErr w:type="spellStart"/>
-      <w:r>
-        <w:t>current</w:t>
-      </w:r>
-      <w:proofErr w:type="spellEnd"/>
-      <w:r>
-        <w:t xml:space="preserve">, присвоить ей значение </w:t>
-      </w:r>
-      <w:proofErr w:type="spellStart"/>
-      <w:proofErr w:type="gramStart"/>
-      <w:r>
-        <w:t>mutableStateOf</w:t>
-      </w:r>
-      <w:proofErr w:type="spellEnd"/>
-      <w:r>
-        <w:t>(</w:t>
-      </w:r>
-      <w:proofErr w:type="gramEnd"/>
-      <w:r>
-        <w:t>…</w:t>
-      </w:r>
-      <w:r>
-        <w:t>)</w:t>
-      </w:r>
-      <w:r>
-        <w:t>. Для значений экранов использовать перечисление.</w:t>
+        <w:t xml:space="preserve"> </w:t>
+      </w:r>
+      <w:r>
+        <w:t>для хранения текущего экрана.</w:t>
+      </w:r>
+      <w:r>
+        <w:t xml:space="preserve"> Для значений экранов использовать перечисление.</w:t>
       </w:r>
     </w:p>
     <w:p>
@@ -414,15 +399,10 @@
         </w:numPr>
       </w:pPr>
       <w:r>
-        <w:t xml:space="preserve">В </w:t>
-      </w:r>
-      <w:proofErr w:type="spellStart"/>
-      <w:r>
-        <w:t>setContent</w:t>
-      </w:r>
-      <w:proofErr w:type="spellEnd"/>
-      <w:r>
-        <w:t xml:space="preserve"> в зависимости от значения переменной </w:t>
+        <w:t>В</w:t>
+      </w:r>
+      <w:r>
+        <w:t xml:space="preserve"> зависимости от значения переменной </w:t>
       </w:r>
       <w:proofErr w:type="spellStart"/>
       <w:r>
@@ -450,16 +430,19 @@
         </w:numPr>
       </w:pPr>
       <w:r>
+        <w:t xml:space="preserve">Реализовать изменение значения переменной </w:t>
+      </w:r>
+      <w:proofErr w:type="spellStart"/>
+      <w:r>
+        <w:t>current</w:t>
+      </w:r>
+      <w:proofErr w:type="spellEnd"/>
+      <w:r>
+        <w:t xml:space="preserve"> при нажатии на </w:t>
+      </w:r>
+      <w:r>
         <w:lastRenderedPageBreak/>
-        <w:t xml:space="preserve">Реализовать изменение значения переменной </w:t>
-      </w:r>
-      <w:proofErr w:type="spellStart"/>
-      <w:r>
-        <w:t>current</w:t>
-      </w:r>
-      <w:proofErr w:type="spellEnd"/>
-      <w:r>
-        <w:t xml:space="preserve"> при нажатии на кнопки экранов: </w:t>
+        <w:t xml:space="preserve">кнопки экранов: </w:t>
       </w:r>
     </w:p>
     <w:p>
@@ -506,7 +489,13 @@
         </w:numPr>
       </w:pPr>
       <w:r>
-        <w:t xml:space="preserve">Использовать модификаторы для настройки: </w:t>
+        <w:t>Использовать модификаторы</w:t>
+      </w:r>
+      <w:r>
+        <w:t xml:space="preserve"> и свойства</w:t>
+      </w:r>
+      <w:r>
+        <w:t xml:space="preserve"> для настройки: </w:t>
       </w:r>
     </w:p>
     <w:p>
